--- a/ONE_APP_Bedienungsanleitung.docx
+++ b/ONE_APP_Bedienungsanleitung.docx
@@ -3009,7 +3009,7 @@
           <w:sz w:val="22"/>
           <w:szCs w:val="22"/>
         </w:rPr>
-        <w:t xml:space="preserve">Kameratyp – Auswahl C10 oder C13</w:t>
+        <w:t xml:space="preserve">Kameratyp – Auswahl C10 oder C18</w:t>
       </w:r>
     </w:p>
     <w:p>
@@ -5287,6 +5287,84 @@
     </w:p>
     <w:p>
       <w:pPr>
+        <w:pStyle w:val="Heading2"/>
+        <w:pStyle w:val="Heading2"/>
+        <w:spacing w:before="300" w:after="150"/>
+      </w:pPr>
+      <w:r>
+        <w:t xml:space="preserve">7.3  USB-Export</w:t>
+      </w:r>
+    </w:p>
+    <w:p>
+      <w:pPr>
+        <w:spacing w:after="120" w:line="276" w:lineRule="auto"/>
+      </w:pPr>
+      <w:r>
+        <w:rPr>
+          <w:rFonts w:ascii="Calibri" w:cs="Calibri" w:eastAsia="Calibri" w:hAnsi="Calibri"/>
+          <w:sz w:val="22"/>
+          <w:szCs w:val="22"/>
+        </w:rPr>
+        <w:t xml:space="preserve">Projektdaten lassen sich PC-frei direkt auf einen USB-Stick exportieren. Der Export wird über das USB-/Download-Symbol in der Projektdetail-Ansicht gestartet; Ziel ist der Ordner &lt;Stick&gt;/DrainQ/&lt;Projektnummer&gt;/.</w:t>
+      </w:r>
+    </w:p>
+    <w:tbl>
+      <w:tblPr>
+        <w:tblW w:type="pct" w:w="100%"/>
+        <w:tblBorders>
+          <w:top w:val="single" w:color="auto" w:sz="4"/>
+          <w:left w:val="single" w:color="auto" w:sz="4"/>
+          <w:bottom w:val="single" w:color="auto" w:sz="4"/>
+          <w:right w:val="single" w:color="auto" w:sz="4"/>
+          <w:insideH w:val="single" w:color="auto" w:sz="4"/>
+          <w:insideV w:val="single" w:color="auto" w:sz="4"/>
+        </w:tblBorders>
+      </w:tblPr>
+      <w:tblGrid>
+        <w:gridCol w:w="100"/>
+      </w:tblGrid>
+      <w:tr>
+        <w:tc>
+          <w:tcPr>
+            <w:tcW w:type="auto" w:w="100"/>
+            <w:tcBorders>
+              <w:top w:val="none"/>
+              <w:left w:val="single" w:color="FFCE00" w:sz="12"/>
+              <w:bottom w:val="none"/>
+              <w:right w:val="none"/>
+            </w:tcBorders>
+            <w:shd w:fill="FFF8E1" w:val="clear"/>
+          </w:tcPr>
+          <w:p>
+            <w:pPr>
+              <w:spacing w:before="60" w:after="60"/>
+              <w:ind w:left="120"/>
+            </w:pPr>
+            <w:r>
+              <w:rPr>
+                <w:rFonts w:ascii="Calibri" w:cs="Calibri" w:eastAsia="Calibri" w:hAnsi="Calibri"/>
+                <w:b/>
+                <w:bCs/>
+                <w:color w:val="CB9700"/>
+                <w:sz w:val="21"/>
+                <w:szCs w:val="21"/>
+              </w:rPr>
+              <w:t xml:space="preserve">⚠ USB-Stick einrichten: </w:t>
+            </w:r>
+            <w:r>
+              <w:rPr>
+                <w:rFonts w:ascii="Calibri" w:cs="Calibri" w:eastAsia="Calibri" w:hAnsi="Calibri"/>
+                <w:sz w:val="21"/>
+                <w:szCs w:val="21"/>
+              </w:rPr>
+              <w:t xml:space="preserve">Der USB-Stick muss einmalig freigegeben werden — andernfalls werden keine Daten gespeichert. Beim ersten Export verlangt Android den Zugriff auf alle Dateien: Tippen Sie im Dialog auf "Zugriff erteilen" und bestätigen Sie die Android-Einstellung. Ohne diese einmalige Freigabe schlägt der Export fehl und es werden keine Dateien auf den Stick geschrieben.</w:t>
+            </w:r>
+          </w:p>
+        </w:tc>
+      </w:tr>
+    </w:tbl>
+    <w:p>
+      <w:pPr>
         <w:pStyle w:val="Heading1"/>
         <w:pStyle w:val="Heading1"/>
         <w:pBdr>
@@ -5355,7 +5433,7 @@
           <w:sz w:val="22"/>
           <w:szCs w:val="22"/>
         </w:rPr>
-        <w:t xml:space="preserve">Die ONE.APP unterstützt 35 Sprachen. Die Sprachauswahl erfolgt über ein Dropdown-Menü mit Länderflaggen. Die gewählte Sprache wird sofort angewendet und dauerhaft gespeichert.</w:t>
+        <w:t xml:space="preserve">Die ONE.APP unterstützt 35 Sprachen. Die Sprachauswahl erfolgt über ein Dropdown-Menü mit Länderflaggen. Die gewählte Sprache wird dauerhaft gespeichert.</w:t>
       </w:r>
     </w:p>
     <w:p>
@@ -5371,6 +5449,61 @@
         <w:t xml:space="preserve">Verfügbare Sprachen (Auszug): Deutsch, Englisch, Norwegisch, Italienisch, Niederländisch, Französisch, Spanisch, Portugiesisch, Polnisch, Tschechisch, und viele mehr.</w:t>
       </w:r>
     </w:p>
+    <w:tbl>
+      <w:tblPr>
+        <w:tblW w:type="pct" w:w="100%"/>
+        <w:tblBorders>
+          <w:top w:val="single" w:color="auto" w:sz="4"/>
+          <w:left w:val="single" w:color="auto" w:sz="4"/>
+          <w:bottom w:val="single" w:color="auto" w:sz="4"/>
+          <w:right w:val="single" w:color="auto" w:sz="4"/>
+          <w:insideH w:val="single" w:color="auto" w:sz="4"/>
+          <w:insideV w:val="single" w:color="auto" w:sz="4"/>
+        </w:tblBorders>
+      </w:tblPr>
+      <w:tblGrid>
+        <w:gridCol w:w="100"/>
+      </w:tblGrid>
+      <w:tr>
+        <w:tc>
+          <w:tcPr>
+            <w:tcW w:type="auto" w:w="100"/>
+            <w:tcBorders>
+              <w:top w:val="none"/>
+              <w:left w:val="single" w:color="FFCE00" w:sz="12"/>
+              <w:bottom w:val="none"/>
+              <w:right w:val="none"/>
+            </w:tcBorders>
+            <w:shd w:fill="FFF8E1" w:val="clear"/>
+          </w:tcPr>
+          <w:p>
+            <w:pPr>
+              <w:spacing w:before="60" w:after="60"/>
+              <w:ind w:left="120"/>
+            </w:pPr>
+            <w:r>
+              <w:rPr>
+                <w:rFonts w:ascii="Calibri" w:cs="Calibri" w:eastAsia="Calibri" w:hAnsi="Calibri"/>
+                <w:b/>
+                <w:bCs/>
+                <w:color w:val="CB9700"/>
+                <w:sz w:val="21"/>
+                <w:szCs w:val="21"/>
+              </w:rPr>
+              <w:t xml:space="preserve">⚠ Neustart erforderlich: </w:t>
+            </w:r>
+            <w:r>
+              <w:rPr>
+                <w:rFonts w:ascii="Calibri" w:cs="Calibri" w:eastAsia="Calibri" w:hAnsi="Calibri"/>
+                <w:sz w:val="21"/>
+                <w:szCs w:val="21"/>
+              </w:rPr>
+              <w:t xml:space="preserve">Nach dem Wechsel der Sprache fragt die App, ob sie neu gestartet werden soll. Erst nach dem Neustart werden alle Texte (inklusive Video-Overlay) vollständig in der neuen Sprache angezeigt. Wählen Sie "Jetzt neu starten", damit die Änderung überall greift.</w:t>
+            </w:r>
+          </w:p>
+        </w:tc>
+      </w:tr>
+    </w:tbl>
     <w:tbl>
       <w:tblPr>
         <w:tblW w:type="pct" w:w="100%"/>
